--- a/02-modulo2-agente-transformacion/microservicio/templates/anotados/Non Template Resume.docx
+++ b/02-modulo2-agente-transformacion/microservicio/templates/anotados/Non Template Resume.docx
@@ -139,7 +139,7 @@
         <w:rPr>
           <w:b w:val="0"/>
         </w:rPr>
-        <w:t>• {{ item }}</w:t>
+        <w:t>- {{ item }}</w:t>
       </w:r>
     </w:p>
     <w:p>
@@ -280,11 +280,14 @@
         <w:rPr>
           <w:b w:val="0"/>
         </w:rPr>
-        <w:t>{% for job in experience_jobs %}</w:t>
+        <w:t>{% for company in experience_companies %}</w:t>
       </w:r>
     </w:p>
     <w:p>
       <w:pPr>
+        <w:tabs>
+          <w:tab w:pos="9360" w:val="right"/>
+        </w:tabs>
         <w:spacing w:after="200"/>
         <w:ind w:left="0" w:firstLine="0"/>
       </w:pPr>
@@ -292,7 +295,34 @@
         <w:rPr>
           <w:b/>
         </w:rPr>
-        <w:t>{{ job.header }}</w:t>
+        <w:t>{{ company.header }}</w:t>
+      </w:r>
+    </w:p>
+    <w:p>
+      <w:pPr>
+        <w:tabs>
+          <w:tab w:pos="9360" w:val="right"/>
+        </w:tabs>
+        <w:spacing w:after="200"/>
+        <w:ind w:left="0" w:firstLine="0"/>
+      </w:pPr>
+      <w:r>
+        <w:rPr>
+          <w:b/>
+        </w:rPr>
+        <w:t>{% for role in company.roles %}</w:t>
+      </w:r>
+    </w:p>
+    <w:p>
+      <w:pPr>
+        <w:spacing w:after="200"/>
+        <w:ind w:left="0" w:firstLine="0"/>
+      </w:pPr>
+      <w:r>
+        <w:rPr>
+          <w:b/>
+        </w:rPr>
+        <w:t>{{ role.header }}</w:t>
       </w:r>
     </w:p>
     <w:p>
@@ -304,7 +334,7 @@
         <w:rPr>
           <w:b w:val="0"/>
         </w:rPr>
-        <w:t>{% for b in job.bullets %}</w:t>
+        <w:t>{% for b in role.bullets %}</w:t>
       </w:r>
     </w:p>
     <w:p>
@@ -316,7 +346,19 @@
         <w:rPr>
           <w:b w:val="0"/>
         </w:rPr>
-        <w:t>• {{ b }}</w:t>
+        <w:t>- {{ b }}</w:t>
+      </w:r>
+    </w:p>
+    <w:p>
+      <w:pPr>
+        <w:pStyle w:val="CVControlTag"/>
+        <w:ind w:left="0" w:firstLine="0"/>
+      </w:pPr>
+      <w:r>
+        <w:rPr>
+          <w:b w:val="0"/>
+        </w:rPr>
+        <w:t>{% endfor %}</w:t>
       </w:r>
     </w:p>
     <w:p>
@@ -410,7 +452,7 @@
         <w:rPr>
           <w:b w:val="0"/>
         </w:rPr>
-        <w:t>• {{ item }}</w:t>
+        <w:t>- {{ item }}</w:t>
       </w:r>
     </w:p>
     <w:p>
@@ -499,7 +541,7 @@
         <w:rPr>
           <w:b w:val="0"/>
         </w:rPr>
-        <w:t>• {{ item }}</w:t>
+        <w:t>- {{ item }}</w:t>
       </w:r>
     </w:p>
     <w:p>

--- a/02-modulo2-agente-transformacion/microservicio/templates/anotados/Non Template Resume.docx
+++ b/02-modulo2-agente-transformacion/microservicio/templates/anotados/Non Template Resume.docx
@@ -4,26 +4,9 @@
   <w:body>
     <w:p>
       <w:pPr>
-        <w:rPr>
-          <w:rFonts w:ascii="Arial" w:hAnsi="Arial" w:cs="Arial"/>
-          <w:b/>
-          <w:bCs/>
-          <w:sz w:val="20"/>
-          <w:szCs w:val="20"/>
-        </w:rPr>
-      </w:pPr>
-      <w:r>
-        <w:rPr>
-          <w:rFonts w:ascii="Arial" w:hAnsi="Arial"/>
-          <w:b/>
-          <w:sz w:val="20"/>
-        </w:rPr>
-        <w:t>{{ full_name }}</w:t>
-      </w:r>
-    </w:p>
-    <w:p>
-      <w:pPr>
-        <w:jc w:val="right"/>
+        <w:tabs>
+          <w:tab w:val="right" w:pos="9360"/>
+        </w:tabs>
         <w:rPr>
           <w:rFonts w:ascii="Arial" w:hAnsi="Arial" w:cs="Arial"/>
           <w:b/>
@@ -35,17 +18,26 @@
           <w:footerReference w:type="default" r:id="rId8"/>
           <w:pgSz w:w="12240" w:h="15840"/>
           <w:pgMar w:top="907" w:right="1440" w:bottom="634" w:left="1440" w:header="720" w:footer="331" w:gutter="0"/>
-          <w:cols w:num="2" w:space="720"/>
+          <w:cols w:space="720"/>
           <w:docGrid w:linePitch="360"/>
         </w:sectPr>
       </w:pPr>
       <w:r>
         <w:rPr>
-          <w:rFonts w:ascii="Arial" w:hAnsi="Arial" w:cs="Arial"/>
+          <w:rFonts w:ascii="Arial" w:hAnsi="Arial"/>
           <w:b/>
-          <w:bCs/>
           <w:sz w:val="20"/>
-          <w:szCs w:val="20"/>
+        </w:rPr>
+        <w:t>{{ full_name }}</w:t>
+      </w:r>
+      <w:r>
+        <w:tab/>
+      </w:r>
+      <w:r>
+        <w:rPr>
+          <w:rFonts w:ascii="Arial" w:hAnsi="Arial"/>
+          <w:b/>
+          <w:sz w:val="20"/>
         </w:rPr>
         <w:t>{% if years_experience %}{{ years_experience }}+ YRS. OF EXP.{% endif %}</w:t>
       </w:r>
@@ -137,9 +129,21 @@
       </w:pPr>
       <w:r>
         <w:rPr>
+          <w:b/>
+        </w:rPr>
+        <w:t>{{ item.degree }}</w:t>
+      </w:r>
+    </w:p>
+    <w:p>
+      <w:pPr>
+        <w:spacing w:after="200"/>
+        <w:ind w:left="360" w:firstLine="0"/>
+      </w:pPr>
+      <w:r>
+        <w:rPr>
           <w:b w:val="0"/>
         </w:rPr>
-        <w:t>- {{ item }}</w:t>
+        <w:t>{{ item.institution }}</w:t>
       </w:r>
     </w:p>
     <w:p>

--- a/02-modulo2-agente-transformacion/microservicio/templates/anotados/Non Template Resume.docx
+++ b/02-modulo2-agente-transformacion/microservicio/templates/anotados/Non Template Resume.docx
@@ -125,7 +125,6 @@
     <w:p>
       <w:pPr>
         <w:spacing w:after="200"/>
-        <w:ind w:left="360" w:firstLine="0"/>
       </w:pPr>
       <w:r>
         <w:rPr>
@@ -137,7 +136,6 @@
     <w:p>
       <w:pPr>
         <w:spacing w:after="200"/>
-        <w:ind w:left="360" w:firstLine="0"/>
       </w:pPr>
       <w:r>
         <w:rPr>
@@ -4801,7 +4799,7 @@
   <w:docDefaults>
     <w:rPrDefault>
       <w:rPr>
-        <w:rFonts w:ascii="Times New Roman" w:eastAsia="Times New Roman" w:hAnsi="Times New Roman" w:cs="Times New Roman"/>
+        <w:rFonts w:ascii="Arial" w:eastAsia="Arial" w:hAnsi="Arial" w:cs="Arial"/>
         <w:lang w:val="en-US" w:eastAsia="en-US" w:bidi="ar-SA"/>
       </w:rPr>
     </w:rPrDefault>

--- a/02-modulo2-agente-transformacion/microservicio/templates/anotados/Non Template Resume.docx
+++ b/02-modulo2-agente-transformacion/microservicio/templates/anotados/Non Template Resume.docx
@@ -44,49 +44,6 @@
     </w:p>
     <w:p>
       <w:pPr>
-        <w:jc w:val="both"/>
-        <w:rPr>
-          <w:rFonts w:ascii="Arial" w:hAnsi="Arial" w:cs="Arial"/>
-          <w:b/>
-          <w:bCs/>
-          <w:sz w:val="20"/>
-          <w:szCs w:val="20"/>
-        </w:rPr>
-      </w:pPr>
-    </w:p>
-    <w:p>
-      <w:pPr>
-        <w:jc w:val="both"/>
-        <w:rPr>
-          <w:rFonts w:ascii="Arial" w:hAnsi="Arial" w:cs="Arial"/>
-          <w:b/>
-          <w:bCs/>
-          <w:sz w:val="20"/>
-          <w:szCs w:val="20"/>
-        </w:rPr>
-      </w:pPr>
-    </w:p>
-    <w:p>
-      <w:pPr>
-        <w:jc w:val="both"/>
-        <w:rPr>
-          <w:rFonts w:ascii="Arial" w:hAnsi="Arial" w:cs="Arial"/>
-          <w:b/>
-          <w:bCs/>
-          <w:sz w:val="20"/>
-          <w:szCs w:val="20"/>
-        </w:rPr>
-        <w:sectPr>
-          <w:type w:val="continuous"/>
-          <w:pgSz w:w="12240" w:h="15840"/>
-          <w:pgMar w:top="907" w:right="1440" w:bottom="634" w:left="1440" w:header="720" w:footer="331" w:gutter="0"/>
-          <w:cols w:num="2" w:space="720"/>
-          <w:docGrid w:linePitch="360"/>
-        </w:sectPr>
-      </w:pPr>
-    </w:p>
-    <w:p>
-      <w:pPr>
         <w:pBdr>
           <w:top w:val="single" w:sz="4" w:space="1" w:color="auto"/>
         </w:pBdr>
@@ -124,7 +81,7 @@
     </w:p>
     <w:p>
       <w:pPr>
-        <w:spacing w:after="200"/>
+        <w:spacing w:after="0"/>
       </w:pPr>
       <w:r>
         <w:rPr>
@@ -135,7 +92,7 @@
     </w:p>
     <w:p>
       <w:pPr>
-        <w:spacing w:after="200"/>
+        <w:spacing w:after="0"/>
       </w:pPr>
       <w:r>
         <w:rPr>
@@ -155,16 +112,6 @@
         </w:rPr>
         <w:t>{% endfor %}</w:t>
       </w:r>
-    </w:p>
-    <w:p>
-      <w:pPr>
-        <w:jc w:val="both"/>
-        <w:rPr>
-          <w:rFonts w:ascii="Arial" w:hAnsi="Arial" w:cs="Arial"/>
-          <w:sz w:val="20"/>
-          <w:szCs w:val="20"/>
-        </w:rPr>
-      </w:pPr>
     </w:p>
     <w:p>
       <w:pPr>
@@ -208,16 +155,6 @@
         </w:rPr>
         <w:t>{{ summary }}</w:t>
       </w:r>
-    </w:p>
-    <w:p>
-      <w:pPr>
-        <w:jc w:val="both"/>
-        <w:rPr>
-          <w:rFonts w:ascii="Arial" w:hAnsi="Arial" w:cs="Arial"/>
-          <w:sz w:val="20"/>
-          <w:szCs w:val="20"/>
-        </w:rPr>
-      </w:pPr>
     </w:p>
     <w:p>
       <w:pPr>
@@ -290,8 +227,9 @@
         <w:tabs>
           <w:tab w:pos="9360" w:val="right"/>
         </w:tabs>
-        <w:spacing w:after="200"/>
+        <w:spacing w:after="0"/>
         <w:ind w:left="0" w:firstLine="0"/>
+        <w:keepNext/>
       </w:pPr>
       <w:r>
         <w:rPr>
@@ -317,8 +255,9 @@
     </w:p>
     <w:p>
       <w:pPr>
-        <w:spacing w:after="200"/>
-        <w:ind w:left="0" w:firstLine="0"/>
+        <w:spacing w:after="0"/>
+        <w:ind w:left="360" w:firstLine="0"/>
+        <w:keepNext/>
       </w:pPr>
       <w:r>
         <w:rPr>
@@ -341,7 +280,7 @@
     </w:p>
     <w:p>
       <w:pPr>
-        <w:spacing w:after="200"/>
+        <w:spacing w:after="0"/>
         <w:ind w:left="360" w:firstLine="0"/>
       </w:pPr>
       <w:r>
@@ -386,17 +325,6 @@
         </w:rPr>
         <w:t>{% endfor %}</w:t>
       </w:r>
-    </w:p>
-    <w:p>
-      <w:pPr>
-        <w:jc w:val="both"/>
-        <w:rPr>
-          <w:rFonts w:ascii="Arial" w:hAnsi="Arial" w:cs="Arial"/>
-          <w:bCs/>
-          <w:sz w:val="20"/>
-          <w:szCs w:val="20"/>
-        </w:rPr>
-      </w:pPr>
     </w:p>
     <w:p>
       <w:pPr>
@@ -432,7 +360,6 @@
         <w:t>CERTIFICATIONS</w:t>
       </w:r>
     </w:p>
-    <w:p/>
     <w:p>
       <w:pPr>
         <w:pStyle w:val="CVControlTag"/>
@@ -447,7 +374,7 @@
     </w:p>
     <w:p>
       <w:pPr>
-        <w:spacing w:after="200"/>
+        <w:spacing w:after="0"/>
         <w:ind w:left="360" w:firstLine="0"/>
       </w:pPr>
       <w:r>
@@ -468,35 +395,6 @@
         </w:rPr>
         <w:t>{% endfor %}</w:t>
       </w:r>
-    </w:p>
-    <w:p>
-      <w:pPr>
-        <w:rPr>
-          <w:rFonts w:ascii="Arial" w:hAnsi="Arial" w:cs="Arial"/>
-          <w:b/>
-          <w:bCs/>
-          <w:sz w:val="20"/>
-          <w:szCs w:val="20"/>
-        </w:rPr>
-      </w:pPr>
-    </w:p>
-    <w:p>
-      <w:pPr>
-        <w:rPr>
-          <w:rFonts w:ascii="Arial" w:hAnsi="Arial" w:cs="Arial"/>
-          <w:b/>
-          <w:bCs/>
-          <w:sz w:val="20"/>
-          <w:szCs w:val="20"/>
-        </w:rPr>
-        <w:sectPr>
-          <w:type w:val="continuous"/>
-          <w:pgSz w:w="12240" w:h="15840"/>
-          <w:pgMar w:top="907" w:right="1440" w:bottom="634" w:left="1440" w:header="720" w:footer="331" w:gutter="0"/>
-          <w:cols w:space="720"/>
-          <w:docGrid w:linePitch="360"/>
-        </w:sectPr>
-      </w:pPr>
     </w:p>
     <w:p>
       <w:pPr>
@@ -521,7 +419,6 @@
         <w:t>SKILLS</w:t>
       </w:r>
     </w:p>
-    <w:p/>
     <w:p>
       <w:pPr>
         <w:pStyle w:val="CVControlTag"/>
@@ -536,7 +433,7 @@
     </w:p>
     <w:p>
       <w:pPr>
-        <w:spacing w:after="200"/>
+        <w:spacing w:after="0"/>
         <w:ind w:left="360" w:firstLine="0"/>
       </w:pPr>
       <w:r>
@@ -557,16 +454,6 @@
         </w:rPr>
         <w:t>{% endfor %}</w:t>
       </w:r>
-    </w:p>
-    <w:p>
-      <w:pPr>
-        <w:jc w:val="both"/>
-        <w:rPr>
-          <w:rFonts w:ascii="Arial" w:hAnsi="Arial" w:cs="Arial"/>
-          <w:sz w:val="20"/>
-          <w:szCs w:val="20"/>
-        </w:rPr>
-      </w:pPr>
     </w:p>
     <w:sectPr>
       <w:type w:val="continuous"/>
@@ -5091,8 +4978,8 @@
     <w:qFormat/>
     <w:rsid w:val="00726BCA"/>
     <w:rPr>
-      <w:sz w:val="24"/>
-      <w:szCs w:val="24"/>
+      <w:sz w:val="20"/>
+      <w:szCs w:val="20"/>
     </w:rPr>
   </w:style>
   <w:style w:type="paragraph" w:styleId="Ttulo1">

--- a/02-modulo2-agente-transformacion/microservicio/templates/anotados/Non Template Resume.docx
+++ b/02-modulo2-agente-transformacion/microservicio/templates/anotados/Non Template Resume.docx
@@ -240,10 +240,7 @@
     </w:p>
     <w:p>
       <w:pPr>
-        <w:tabs>
-          <w:tab w:pos="9360" w:val="right"/>
-        </w:tabs>
-        <w:spacing w:after="200"/>
+        <w:pStyle w:val="CVControlTag"/>
         <w:ind w:left="0" w:firstLine="0"/>
       </w:pPr>
       <w:r>

--- a/02-modulo2-agente-transformacion/microservicio/templates/anotados/Non Template Resume.docx
+++ b/02-modulo2-agente-transformacion/microservicio/templates/anotados/Non Template Resume.docx
@@ -4,9 +4,6 @@
   <w:body>
     <w:p>
       <w:pPr>
-        <w:tabs>
-          <w:tab w:val="right" w:pos="9360"/>
-        </w:tabs>
         <w:rPr>
           <w:rFonts w:ascii="Arial" w:hAnsi="Arial" w:cs="Arial"/>
           <w:b/>
@@ -30,17 +27,6 @@
         </w:rPr>
         <w:t>{{ full_name }}</w:t>
       </w:r>
-      <w:r>
-        <w:tab/>
-      </w:r>
-      <w:r>
-        <w:rPr>
-          <w:rFonts w:ascii="Arial" w:hAnsi="Arial"/>
-          <w:b/>
-          <w:sz w:val="20"/>
-        </w:rPr>
-        <w:t>{% if years_experience %}{{ years_experience }}+ YRS. OF EXP.{% endif %}</w:t>
-      </w:r>
     </w:p>
     <w:p>
       <w:pPr>
@@ -55,6 +41,7 @@
           <w:sz w:val="20"/>
           <w:szCs w:val="20"/>
         </w:rPr>
+        <w:spacing w:before="240" w:after="0"/>
       </w:pPr>
       <w:r>
         <w:rPr>
@@ -81,7 +68,7 @@
     </w:p>
     <w:p>
       <w:pPr>
-        <w:spacing w:after="0"/>
+        <w:spacing w:after="0" w:before="240"/>
       </w:pPr>
       <w:r>
         <w:rPr>
@@ -126,6 +113,7 @@
           <w:sz w:val="20"/>
           <w:szCs w:val="20"/>
         </w:rPr>
+        <w:spacing w:before="240" w:after="240"/>
       </w:pPr>
       <w:r>
         <w:rPr>
@@ -168,6 +156,7 @@
           <w:sz w:val="20"/>
           <w:szCs w:val="20"/>
         </w:rPr>
+        <w:spacing w:before="240" w:after="0"/>
       </w:pPr>
       <w:r>
         <w:rPr>
@@ -227,7 +216,7 @@
         <w:tabs>
           <w:tab w:pos="9360" w:val="right"/>
         </w:tabs>
-        <w:spacing w:after="0"/>
+        <w:spacing w:after="0" w:before="240"/>
         <w:ind w:left="0" w:firstLine="0"/>
         <w:keepNext/>
       </w:pPr>
@@ -252,6 +241,9 @@
     </w:p>
     <w:p>
       <w:pPr>
+        <w:tabs>
+          <w:tab w:val="right" w:pos="9360"/>
+        </w:tabs>
         <w:spacing w:after="0"/>
         <w:ind w:left="360" w:firstLine="0"/>
         <w:keepNext/>
@@ -277,14 +269,30 @@
     </w:p>
     <w:p>
       <w:pPr>
+        <w:tabs>
+          <w:tab w:val="left" w:pos="720"/>
+        </w:tabs>
         <w:spacing w:after="0"/>
-        <w:ind w:left="360" w:firstLine="0"/>
+        <w:ind w:left="720" w:hanging="360"/>
+        <w:jc w:val="both"/>
       </w:pPr>
       <w:r>
         <w:rPr>
           <w:b w:val="0"/>
         </w:rPr>
-        <w:t>- {{ b }}</w:t>
+        <w:t xml:space="preserve">-</w:t>
+      </w:r>
+      <w:r>
+        <w:rPr>
+          <w:b w:val="0"/>
+        </w:rPr>
+        <w:tab/>
+      </w:r>
+      <w:r>
+        <w:rPr>
+          <w:b w:val="0"/>
+        </w:rPr>
+        <w:t xml:space="preserve">{{ b }}</w:t>
       </w:r>
     </w:p>
     <w:p>
@@ -321,6 +329,18 @@
           <w:b w:val="0"/>
         </w:rPr>
         <w:t>{% endfor %}</w:t>
+      </w:r>
+    </w:p>
+    <w:p>
+      <w:pPr>
+        <w:pStyle w:val="CVControlTag"/>
+        <w:ind w:left="0" w:firstLine="0"/>
+      </w:pPr>
+      <w:r>
+        <w:rPr>
+          <w:b w:val="0"/>
+        </w:rPr>
+        <w:t>{% if certifications_items %}</w:t>
       </w:r>
     </w:p>
     <w:p>
@@ -335,6 +355,7 @@
           <w:sz w:val="20"/>
           <w:szCs w:val="20"/>
         </w:rPr>
+        <w:spacing w:before="240" w:after="240"/>
       </w:pPr>
       <w:r>
         <w:rPr>
@@ -371,14 +392,29 @@
     </w:p>
     <w:p>
       <w:pPr>
+        <w:tabs>
+          <w:tab w:val="left" w:pos="720"/>
+        </w:tabs>
         <w:spacing w:after="0"/>
-        <w:ind w:left="360" w:firstLine="0"/>
+        <w:ind w:left="720" w:hanging="360"/>
       </w:pPr>
       <w:r>
         <w:rPr>
           <w:b w:val="0"/>
         </w:rPr>
-        <w:t>- {{ item }}</w:t>
+        <w:t xml:space="preserve">-</w:t>
+      </w:r>
+      <w:r>
+        <w:rPr>
+          <w:b w:val="0"/>
+        </w:rPr>
+        <w:tab/>
+      </w:r>
+      <w:r>
+        <w:rPr>
+          <w:b w:val="0"/>
+        </w:rPr>
+        <w:t xml:space="preserve">{{ item }}</w:t>
       </w:r>
     </w:p>
     <w:p>
@@ -391,6 +427,30 @@
           <w:b w:val="0"/>
         </w:rPr>
         <w:t>{% endfor %}</w:t>
+      </w:r>
+    </w:p>
+    <w:p>
+      <w:pPr>
+        <w:pStyle w:val="CVControlTag"/>
+        <w:ind w:left="0" w:firstLine="0"/>
+      </w:pPr>
+      <w:r>
+        <w:rPr>
+          <w:b w:val="0"/>
+        </w:rPr>
+        <w:t>{% endif %}</w:t>
+      </w:r>
+    </w:p>
+    <w:p>
+      <w:pPr>
+        <w:pStyle w:val="CVControlTag"/>
+        <w:ind w:left="0" w:firstLine="0"/>
+      </w:pPr>
+      <w:r>
+        <w:rPr>
+          <w:b w:val="0"/>
+        </w:rPr>
+        <w:t>{% if skills_items %}</w:t>
       </w:r>
     </w:p>
     <w:p>
@@ -405,6 +465,7 @@
           <w:sz w:val="20"/>
           <w:szCs w:val="20"/>
         </w:rPr>
+        <w:spacing w:before="240" w:after="240"/>
       </w:pPr>
       <w:r>
         <w:rPr>
@@ -430,14 +491,29 @@
     </w:p>
     <w:p>
       <w:pPr>
+        <w:tabs>
+          <w:tab w:val="left" w:pos="720"/>
+        </w:tabs>
         <w:spacing w:after="0"/>
-        <w:ind w:left="360" w:firstLine="0"/>
+        <w:ind w:left="720" w:hanging="360"/>
       </w:pPr>
       <w:r>
         <w:rPr>
           <w:b w:val="0"/>
         </w:rPr>
-        <w:t>- {{ item }}</w:t>
+        <w:t xml:space="preserve">-</w:t>
+      </w:r>
+      <w:r>
+        <w:rPr>
+          <w:b w:val="0"/>
+        </w:rPr>
+        <w:tab/>
+      </w:r>
+      <w:r>
+        <w:rPr>
+          <w:b w:val="0"/>
+        </w:rPr>
+        <w:t xml:space="preserve">{{ item }}</w:t>
       </w:r>
     </w:p>
     <w:p>
@@ -450,6 +526,18 @@
           <w:b w:val="0"/>
         </w:rPr>
         <w:t>{% endfor %}</w:t>
+      </w:r>
+    </w:p>
+    <w:p>
+      <w:pPr>
+        <w:pStyle w:val="CVControlTag"/>
+        <w:ind w:left="0" w:firstLine="0"/>
+      </w:pPr>
+      <w:r>
+        <w:rPr>
+          <w:b w:val="0"/>
+        </w:rPr>
+        <w:t>{% endif %}</w:t>
       </w:r>
     </w:p>
     <w:sectPr>

--- a/02-modulo2-agente-transformacion/microservicio/templates/anotados/Non Template Resume.docx
+++ b/02-modulo2-agente-transformacion/microservicio/templates/anotados/Non Template Resume.docx
@@ -589,7 +589,7 @@
         <w:sz w:val="16"/>
         <w:szCs w:val="16"/>
       </w:rPr>
-      <w:t>Name</w:t>
+      <w:t>{{ full_name }}</w:t>
     </w:r>
   </w:p>
   <w:p>

--- a/02-modulo2-agente-transformacion/microservicio/templates/anotados/Non Template Resume.docx
+++ b/02-modulo2-agente-transformacion/microservicio/templates/anotados/Non Template Resume.docx
@@ -25,7 +25,7 @@
           <w:b/>
           <w:sz w:val="20"/>
         </w:rPr>
-        <w:t>{{ full_name }}</w:t>
+        <w:t>{{ full_name|upper }}</w:t>
       </w:r>
     </w:p>
     <w:p>
